--- a/IL_DITTICO_DELLA_RICERCA_AGENDA_E_NOVE_CANTIERI.docx
+++ b/IL_DITTICO_DELLA_RICERCA_AGENDA_E_NOVE_CANTIERI.docx
@@ -220,17 +220,8 @@
       </w:r>
     </w:p>
     <w:p>
-      <w:pPr>
-        <w:spacing w:after="120" w:line="276"/>
-        <w:jc w:val="both"/>
-      </w:pPr>
-      <w:r>
-        <w:rPr>
-          <w:rFonts w:ascii="Barlow Semi Condensed" w:cs="Barlow Semi Condensed" w:eastAsia="Barlow Semi Condensed" w:hAnsi="Barlow Semi Condensed"/>
-          <w:sz w:val="24"/>
-          <w:szCs w:val="24"/>
-        </w:rPr>
-        <w:t xml:space="preserve">ewpage</w:t>
+      <w:r>
+        <w:br w:type="page"/>
       </w:r>
     </w:p>
     <w:p>
